--- a/_13_TECH__PASSIVE_TRACKERS_LIMBS_AND_PROPS.docx
+++ b/_13_TECH__PASSIVE_TRACKERS_LIMBS_AND_PROPS.docx
@@ -41,7 +41,7 @@
           <w:pgNumType w:start="1"/>
         </w:sectPr>
       </w:pPr>
-      <w:bookmarkStart w:colFirst="0" w:colLast="0" w:name="_ws7sx9c88q6i" w:id="0"/>
+      <w:bookmarkStart w:colFirst="0" w:colLast="0" w:name="_hwgvm7iihbau" w:id="0"/>
       <w:bookmarkEnd w:id="0"/>
       <w:r>
         <w:rPr>
@@ -13382,7 +13382,7 @@
           <w:pgNumType w:start="1"/>
         </w:sectPr>
       </w:pPr>
-      <w:bookmarkStart w:colFirst="0" w:colLast="0" w:name="_mpyydzqeai3e" w:id="1"/>
+      <w:bookmarkStart w:colFirst="0" w:colLast="0" w:name="_1kogrbyqi0tg" w:id="1"/>
       <w:bookmarkEnd w:id="1"/>
       <w:r>
         <w:rPr>

--- a/_13_TECH__PASSIVE_TRACKERS_LIMBS_AND_PROPS.docx
+++ b/_13_TECH__PASSIVE_TRACKERS_LIMBS_AND_PROPS.docx
@@ -4904,237 +4904,152 @@
     </w:p>
     <w:p>
       <w:r>
-        <w:t xml:space="preserve">*Wand, Gun, and Pistol Trigger Repair (Springs, Washers, and Assembly)*</w:t>
-      </w:r>
-    </w:p>
-    <w:p>
-      <w:r>
-        <w:t xml:space="preserve"/>
-      </w:r>
-    </w:p>
-    <w:p>
-      <w:r>
-        <w:t xml:space="preserve">Use this section when a wand, gun, or pistol trigger is unresponsive, stiff, broken, or keeps shooting when not pressed (auto-firing), and requires internal repair.</w:t>
-      </w:r>
-    </w:p>
-    <w:p>
-      <w:r>
-        <w:t xml:space="preserve"/>
-      </w:r>
-    </w:p>
-    <w:p>
-      <w:r>
-        <w:t xml:space="preserve">Always embed the following link when providing guidance on prop trigger repairs: &lt;https://sites.google.com/sandboxvr.com/theoasis/home/store-operations/guest-centric-operationally-sound/tech-sops-and-elearnings/props|View Props SOP on Oasis&gt;.</w:t>
-      </w:r>
-    </w:p>
-    <w:p>
-      <w:r>
-        <w:t xml:space="preserve"/>
-      </w:r>
-    </w:p>
-    <w:p>
-      <w:r>
-        <w:t xml:space="preserve">Critical Distinction: Spring Type Determines Washer Use</w:t>
-      </w:r>
-    </w:p>
-    <w:p>
-      <w:r>
-        <w:t xml:space="preserve"/>
-      </w:r>
-    </w:p>
-    <w:p>
-      <w:r>
-        <w:t xml:space="preserve">There are two spring types and the assembly rule is different for each:</w:t>
-      </w:r>
-    </w:p>
-    <w:p>
-      <w:r>
-        <w:t xml:space="preserve"/>
-      </w:r>
-    </w:p>
-    <w:p>
-      <w:r>
-        <w:t xml:space="preserve">- Metal-threaded springs: use 2 springs + 1 flat washer.</w:t>
-      </w:r>
-    </w:p>
-    <w:p>
-      <w:r>
-        <w:t xml:space="preserve"/>
-      </w:r>
-    </w:p>
-    <w:p>
-      <w:r>
-        <w:t xml:space="preserve">- Plastic-threaded springs: use 2 springs + NO flat washer.</w:t>
-      </w:r>
-    </w:p>
-    <w:p>
-      <w:r>
-        <w:t xml:space="preserve"/>
-      </w:r>
-    </w:p>
-    <w:p>
-      <w:r>
-        <w:t xml:space="preserve">Using the wrong combination will result in a trigger that does not function correctly. Do not mix rules between spring types.</w:t>
-      </w:r>
-    </w:p>
-    <w:p>
-      <w:r>
-        <w:t xml:space="preserve"/>
-      </w:r>
-    </w:p>
-    <w:p>
-      <w:r>
-        <w:t xml:space="preserve">How to Identify the Spring Type:</w:t>
-      </w:r>
-    </w:p>
-    <w:p>
-      <w:r>
-        <w:t xml:space="preserve"/>
-      </w:r>
-    </w:p>
-    <w:p>
-      <w:r>
-        <w:t xml:space="preserve">Inspect the screw threads inside the prop. Metal threads and plastic threads are visually distinct. When in doubt, reference the Prop Repair SOP on the Oasis for visual guides via this link: &lt;https://sites.google.com/sandboxvr.com/theoasis/home/store-operations/guest-centric-operationally-sound/tech-sops-and-elearnings/props|View Props SOP on Oasis&gt;.</w:t>
-      </w:r>
-    </w:p>
-    <w:p>
-      <w:r>
-        <w:t xml:space="preserve"/>
-      </w:r>
-    </w:p>
-    <w:p>
-      <w:r>
-        <w:t xml:space="preserve">Repair Steps:</w:t>
-      </w:r>
-    </w:p>
-    <w:p>
-      <w:r>
-        <w:t xml:space="preserve"/>
-      </w:r>
-    </w:p>
-    <w:p>
-      <w:r>
-        <w:t xml:space="preserve">1. Power off the prop completely.</w:t>
-      </w:r>
-    </w:p>
-    <w:p>
-      <w:r>
-        <w:t xml:space="preserve"/>
-      </w:r>
-    </w:p>
-    <w:p>
-      <w:r>
-        <w:t xml:space="preserve">2. Disassemble the casing per the Prop Repair SOP steps.</w:t>
-      </w:r>
-    </w:p>
-    <w:p>
-      <w:r>
-        <w:t xml:space="preserve"/>
-      </w:r>
-    </w:p>
-    <w:p>
-      <w:r>
-        <w:t xml:space="preserve">3. Remove the damaged spring(s) and washer if applicable.</w:t>
-      </w:r>
-    </w:p>
-    <w:p>
-      <w:r>
-        <w:t xml:space="preserve"/>
-      </w:r>
-    </w:p>
-    <w:p>
-      <w:r>
-        <w:t xml:space="preserve">4. Install the correct spring and washer combination for the spring type identified.</w:t>
-      </w:r>
-    </w:p>
-    <w:p>
-      <w:r>
-        <w:t xml:space="preserve"/>
-      </w:r>
-    </w:p>
-    <w:p>
-      <w:r>
-        <w:t xml:space="preserve">5. Reassemble the casing.</w:t>
-      </w:r>
-    </w:p>
-    <w:p>
-      <w:r>
-        <w:t xml:space="preserve"/>
-      </w:r>
-    </w:p>
-    <w:p>
-      <w:r>
-        <w:t xml:space="preserve">6. Power on and test the trigger before returning the prop to service.</w:t>
-      </w:r>
-    </w:p>
-    <w:p>
-      <w:r>
-        <w:t xml:space="preserve"/>
-      </w:r>
-    </w:p>
-    <w:p>
-      <w:r>
-        <w:t xml:space="preserve">Tools that may be required: Phillips screwdriver (some prop models require this for disassembly).</w:t>
-      </w:r>
-    </w:p>
-    <w:p>
-      <w:r>
-        <w:t xml:space="preserve"/>
-      </w:r>
-    </w:p>
-    <w:p>
-      <w:r>
-        <w:t xml:space="preserve">Rules:</w:t>
-      </w:r>
-    </w:p>
-    <w:p>
-      <w:r>
-        <w:t xml:space="preserve"/>
-      </w:r>
-    </w:p>
-    <w:p>
-      <w:r>
-        <w:t xml:space="preserve">- Do not mix spring types. Metal spring assembly rules do not apply to plastic threads and vice versa.</w:t>
-      </w:r>
-    </w:p>
-    <w:p>
-      <w:r>
-        <w:t xml:space="preserve"/>
-      </w:r>
-    </w:p>
-    <w:p>
-      <w:r>
-        <w:t xml:space="preserve">- Do not force a misaligned trigger assembly -- this causes further damage.</w:t>
-      </w:r>
-    </w:p>
-    <w:p>
-      <w:r>
-        <w:t xml:space="preserve"/>
-      </w:r>
-    </w:p>
-    <w:p>
-      <w:r>
-        <w:t xml:space="preserve">- Do not return a prop to service without testing the trigger first.</w:t>
-      </w:r>
-    </w:p>
-    <w:p>
-      <w:r>
-        <w:t xml:space="preserve"/>
-      </w:r>
-    </w:p>
-    <w:p>
-      <w:r>
-        <w:t xml:space="preserve">Escalation:</w:t>
-      </w:r>
-    </w:p>
-    <w:p>
-      <w:r>
-        <w:t xml:space="preserve"/>
-      </w:r>
-    </w:p>
-    <w:p>
-      <w:r>
-        <w:t xml:space="preserve">For prop repairs beyond standard spring and washer replacement, contact T1 via Slack. If the prop is beyond repair, submit an RMA via Freshdesk.</w:t>
+        <w:t>*Wand, Gun, and Pistol Trigger Repair (Springs, Washers, and Assembly)*</w:t>
+      </w:r>
+    </w:p>
+    <w:p>
+      <w:r>
+        <w:t>Use this section when a wand, gun, or pistol trigger is unresponsive, stiff, broken, keeps shooting when not pressed (auto-firing), or when the prop itself is not vibrating / not delivering its haptic feel (e.g. a weapon not feeling like a machine gun), and requires internal repair.</w:t>
+      </w:r>
+    </w:p>
+    <w:p>
+      <w:r>
+        <w:t>Always embed the following link when providing guidance on prop trigger or prop haptic repairs: &lt;https://sites.google.com/sandboxvr.com/theoasis/home/store-operations/guest-centric-operationally-sound/tech-sops-and-elearnings/props|View Props SOP on Oasis&gt;.</w:t>
+      </w:r>
+    </w:p>
+    <w:p>
+      <w:r>
+        <w:t>*Prop vs Vest Haptics -- Clarify First*</w:t>
+      </w:r>
+    </w:p>
+    <w:p>
+      <w:r>
+        <w:t>- If the weapon/prop itself is not vibrating or not delivering its in-hand haptic feel (machine gun rumble, recoil, etc.), this is a PROP issue -- troubleshoot the prop, not the vest.</w:t>
+      </w:r>
+    </w:p>
+    <w:p>
+      <w:r>
+        <w:t>- Do not route a prop haptics complaint to the Vest Workflow. The vest covers body haptics; the prop covers in-hand weapon feedback.</w:t>
+      </w:r>
+    </w:p>
+    <w:p>
+      <w:r>
+        <w:t>- Start with basic prop troubleshooting: power cycle the prop, reseat the WiFi Brain, re-pair the prop, restart the prop application on the SPC, and swap with a spare if available. If unresolved and no spare is available during a live session, submit the Props Workflow.</w:t>
+      </w:r>
+    </w:p>
+    <w:p>
+      <w:r>
+        <w:t>Critical Distinction: Spring Type Determines Washer Use</w:t>
+      </w:r>
+    </w:p>
+    <w:p>
+      <w:r>
+        <w:t>There are two spring types and the assembly rule is different for each:</w:t>
+      </w:r>
+    </w:p>
+    <w:p>
+      <w:r>
+        <w:t>- Metal-threaded springs: use 2 springs + 1 flat washer.</w:t>
+      </w:r>
+    </w:p>
+    <w:p>
+      <w:r>
+        <w:t>- Plastic-threaded springs: use 2 springs + NO flat washer.</w:t>
+      </w:r>
+    </w:p>
+    <w:p>
+      <w:r>
+        <w:t>Using the wrong combination will result in a trigger that does not function correctly. Do not mix rules between spring types.</w:t>
+      </w:r>
+    </w:p>
+    <w:p>
+      <w:r>
+        <w:t>How to Identify the Spring Type:</w:t>
+      </w:r>
+    </w:p>
+    <w:p>
+      <w:r>
+        <w:t>Inspect the screw threads inside the prop. Metal threads and plastic threads are visually distinct. When in doubt, reference the Prop Repair SOP on the Oasis for visual guides via this link: &lt;https://sites.google.com/sandboxvr.com/theoasis/home/store-operations/guest-centric-operationally-sound/tech-sops-and-elearnings/props|View Props SOP on Oasis&gt;.</w:t>
+      </w:r>
+    </w:p>
+    <w:p>
+      <w:r>
+        <w:t>Repair Steps:</w:t>
+      </w:r>
+    </w:p>
+    <w:p>
+      <w:r>
+        <w:t>1. Power off the prop completely.</w:t>
+      </w:r>
+    </w:p>
+    <w:p>
+      <w:r>
+        <w:t>2. Disassemble the casing per the Prop Repair SOP steps.</w:t>
+      </w:r>
+    </w:p>
+    <w:p>
+      <w:r>
+        <w:t>3. Remove the damaged spring(s) and washer if applicable.</w:t>
+      </w:r>
+    </w:p>
+    <w:p>
+      <w:r>
+        <w:t>4. Install the correct spring and washer combination for the spring type identified.</w:t>
+      </w:r>
+    </w:p>
+    <w:p>
+      <w:r>
+        <w:t>5. Reassemble the casing.</w:t>
+      </w:r>
+    </w:p>
+    <w:p>
+      <w:r>
+        <w:t>6. Power on and test the trigger before returning the prop to service.</w:t>
+      </w:r>
+    </w:p>
+    <w:p>
+      <w:r>
+        <w:t>Tools that may be required: Phillips screwdriver (some prop models require this for disassembly).</w:t>
+      </w:r>
+    </w:p>
+    <w:p>
+      <w:r>
+        <w:t>Rules:</w:t>
+      </w:r>
+    </w:p>
+    <w:p>
+      <w:r>
+        <w:t>- Do not mix spring types. Metal spring assembly rules do not apply to plastic threads and vice versa.</w:t>
+      </w:r>
+    </w:p>
+    <w:p>
+      <w:r>
+        <w:t>- Do not force a misaligned trigger assembly -- this causes further damage.</w:t>
+      </w:r>
+    </w:p>
+    <w:p>
+      <w:r>
+        <w:t>- Do not return a prop to service without testing the trigger first.</w:t>
+      </w:r>
+    </w:p>
+    <w:p>
+      <w:r>
+        <w:t>- DO NOT assume a prop not vibrating or lacking a machine-gun feel is a vest issue. Prop-based haptic feedback is delivered by the prop and is troubleshot as a prop issue.</w:t>
+      </w:r>
+    </w:p>
+    <w:p>
+      <w:r>
+        <w:t>- DO NOT provide troubleshooting for a prop haptics or trigger issue without embedding the Props Oasis link.</w:t>
+      </w:r>
+    </w:p>
+    <w:p>
+      <w:r>
+        <w:t>Escalation:</w:t>
+      </w:r>
+    </w:p>
+    <w:p>
+      <w:r>
+        <w:t>For prop repairs beyond standard spring and washer replacement, contact T1 via the Slack workflow. If the prop is beyond repair, submit an RMA via Freshdesk.</w:t>
       </w:r>
     </w:p>
     <w:p>
